--- a/zht/docx/39.content.docx
+++ b/zht/docx/39.content.docx
@@ -28,22 +28,6 @@
       </w:r>
     </w:p>
     <w:p>
-      <w:pPr>
-        <w:pStyle w:val="Heading2"/>
-      </w:pPr>
-      <w:r>
-        <w:rPr>
-          <w:lang w:val="zh_TW" w:bidi="zh_TW"/>
-        </w:rPr>
-        <w:t>License Information</w:t>
-      </w:r>
-      <w:r>
-        <w:rPr>
-          <w:lang w:val="zh_TW" w:bidi="zh_TW"/>
-        </w:rPr>
-      </w:r>
-    </w:p>
-    <w:p>
       <w:pPr/>
       <w:r>
         <w:rPr>
@@ -55,86 +39,37 @@
           <w:b/>
           <w:lang w:val="zh_TW" w:bidi="zh_TW"/>
         </w:rPr>
-        <w:t>翻譯筆記 (unfoldingWord)</w:t>
-      </w:r>
-      <w:r>
-        <w:rPr>
-          <w:lang w:val="zh_TW" w:bidi="zh_TW"/>
-        </w:rPr>
-        <w:t xml:space="preserve"> (Chinese (Traditional)) is based on</w:t>
-      </w:r>
-      <w:r>
-        <w:rPr>
-          <w:lang w:val="zh_TW" w:bidi="zh_TW"/>
-        </w:rPr>
-        <w:t xml:space="preserve">: </w:t>
-      </w:r>
-      <w:r>
-        <w:rPr>
-          <w:lang w:val="zh_TW" w:bidi="zh_TW"/>
-        </w:rPr>
         <w:t>unfoldingWord® Translation Notes</w:t>
       </w:r>
       <w:r>
         <w:rPr>
           <w:lang w:val="zh_TW" w:bidi="zh_TW"/>
         </w:rPr>
-        <w:t xml:space="preserve">, </w:t>
-      </w:r>
-      <w:hyperlink r:id="rId13">
-        <w:r>
-          <w:rPr>
-            <w:lang w:val="zh_TW" w:bidi="zh_TW"/>
-          </w:rPr>
-          <w:rPr>
-            <w:color w:val="0000EE"/>
-            <w:u w:val="single"/>
-          </w:rPr>
-          <w:t>unfoldingWord</w:t>
-        </w:r>
-      </w:hyperlink>
-      <w:r>
-        <w:rPr>
-          <w:lang w:val="zh_TW" w:bidi="zh_TW"/>
-        </w:rPr>
-        <w:t xml:space="preserve">, 2022, which is licensed under a </w:t>
-      </w:r>
-      <w:hyperlink r:id="rId14">
-        <w:r>
-          <w:rPr>
-            <w:lang w:val="zh_TW" w:bidi="zh_TW"/>
-          </w:rPr>
-          <w:rPr>
-            <w:color w:val="0000EE"/>
-            <w:u w:val="single"/>
-          </w:rPr>
-          <w:t>CC BY-SA 4.0 license</w:t>
-        </w:r>
-      </w:hyperlink>
-      <w:r>
-        <w:rPr>
-          <w:lang w:val="zh_TW" w:bidi="zh_TW"/>
-        </w:rPr>
-        <w:t>.</w:t>
-      </w:r>
-      <w:r>
-        <w:rPr>
-          <w:lang w:val="zh_TW" w:bidi="zh_TW"/>
-        </w:rPr>
-      </w:r>
-    </w:p>
-    <w:p>
-      <w:pPr/>
-      <w:r>
-        <w:rPr>
-          <w:lang w:val="zh_TW" w:bidi="zh_TW"/>
-        </w:rPr>
-      </w:r>
-      <w:r>
-        <w:rPr>
-          <w:lang w:val="zh_TW" w:bidi="zh_TW"/>
-        </w:rPr>
-        <w:t>This PDF version is provided under the same license.</w:t>
+        <w:t xml:space="preserve"> © 2022 unfoldingWord. Released under CC BY-SA 4.0 license. </w:t>
+      </w:r>
+      <w:r>
+        <w:rPr>
+          <w:lang w:val="zh_TW" w:bidi="zh_TW"/>
+        </w:rPr>
+        <w:t>unfoldingWord® Translation Notes</w:t>
+      </w:r>
+      <w:r>
+        <w:rPr>
+          <w:lang w:val="zh_TW" w:bidi="zh_TW"/>
+        </w:rPr>
+        <w:t xml:space="preserve"> has been adapted in the following languages: Tok Pisin, Arabic (عربي), French (Français), Hindi (हिंदी), Indonesian (Bahasa Indonesia), Portuguese (Português), Russian (Русский), Spanish (Español), Swahili (Kiswahili), and Simplified Chinese (简体中文) from </w:t>
+      </w:r>
+      <w:r>
+        <w:rPr>
+          <w:lang w:val="zh_TW" w:bidi="zh_TW"/>
+        </w:rPr>
+        <w:t>unfoldingWord® Translation Notes</w:t>
+      </w:r>
+      <w:r>
+        <w:rPr>
+          <w:lang w:val="zh_TW" w:bidi="zh_TW"/>
+        </w:rPr>
+        <w:t xml:space="preserve"> © 2022 unfoldingWord. Released under CC BY-SA 4.0 license by Mission Mutual</w:t>
       </w:r>
       <w:r>
         <w:rPr>
@@ -494,7 +429,7 @@
         </w:rPr>
         <w:t>本書標題中的描述（</w:t>
       </w:r>
-      <w:hyperlink r:id="rId15">
+      <w:hyperlink r:id="rId13">
         <w:r>
           <w:rPr>
             <w:lang w:val="zh_TW" w:bidi="zh_TW"/>
@@ -512,7 +447,7 @@
         </w:rPr>
         <w:t>）可以翻譯為「耶和華藉著瑪拉基的手給以色列的話」或「耶和華藉著我的使者給以色列的話」。這句話最後一部分的表達方式也出現在</w:t>
       </w:r>
-      <w:hyperlink r:id="rId16">
+      <w:hyperlink r:id="rId14">
         <w:r>
           <w:rPr>
             <w:lang w:val="zh_TW" w:bidi="zh_TW"/>
@@ -898,7 +833,7 @@
         </w:rPr>
         <w:t>此處，耶和華似乎暗示了祂在</w:t>
       </w:r>
-      <w:hyperlink r:id="rId17">
+      <w:hyperlink r:id="rId15">
         <w:r>
           <w:rPr>
             <w:lang w:val="zh_TW" w:bidi="zh_TW"/>
@@ -981,7 +916,7 @@
         </w:rPr>
         <w:t>這個字詞也可能反映出這是一個不會終止的永久盟約。</w:t>
       </w:r>
-      <w:hyperlink r:id="rId18">
+      <w:hyperlink r:id="rId16">
         <w:r>
           <w:rPr>
             <w:lang w:val="zh_TW" w:bidi="zh_TW"/>
@@ -1419,7 +1354,7 @@
         </w:rPr>
         <w:t>雖然瑪拉基的聽眾和後來的猶太人可能期望這個預言會在以利亞本人回來後實現，但耶穌卻解釋說，它是透過施洗約翰的生命和見證來成就（</w:t>
       </w:r>
-      <w:hyperlink r:id="rId19">
+      <w:hyperlink r:id="rId17">
         <w:r>
           <w:rPr>
             <w:lang w:val="zh_TW" w:bidi="zh_TW"/>

--- a/zht/docx/39.content.docx
+++ b/zht/docx/39.content.docx
@@ -28,6 +28,22 @@
       </w:r>
     </w:p>
     <w:p>
+      <w:pPr>
+        <w:pStyle w:val="Heading2"/>
+      </w:pPr>
+      <w:r>
+        <w:rPr>
+          <w:lang w:val="zh_TW" w:bidi="zh_TW"/>
+        </w:rPr>
+        <w:t>License Information</w:t>
+      </w:r>
+      <w:r>
+        <w:rPr>
+          <w:lang w:val="zh_TW" w:bidi="zh_TW"/>
+        </w:rPr>
+      </w:r>
+    </w:p>
+    <w:p>
       <w:pPr/>
       <w:r>
         <w:rPr>
@@ -39,37 +55,86 @@
           <w:b/>
           <w:lang w:val="zh_TW" w:bidi="zh_TW"/>
         </w:rPr>
+        <w:t>翻譯筆記 (unfoldingWord)</w:t>
+      </w:r>
+      <w:r>
+        <w:rPr>
+          <w:lang w:val="zh_TW" w:bidi="zh_TW"/>
+        </w:rPr>
+        <w:t xml:space="preserve"> (Chinese (Traditional)) is based on</w:t>
+      </w:r>
+      <w:r>
+        <w:rPr>
+          <w:lang w:val="zh_TW" w:bidi="zh_TW"/>
+        </w:rPr>
+        <w:t xml:space="preserve">: </w:t>
+      </w:r>
+      <w:r>
+        <w:rPr>
+          <w:lang w:val="zh_TW" w:bidi="zh_TW"/>
+        </w:rPr>
         <w:t>unfoldingWord® Translation Notes</w:t>
       </w:r>
       <w:r>
         <w:rPr>
           <w:lang w:val="zh_TW" w:bidi="zh_TW"/>
         </w:rPr>
-        <w:t xml:space="preserve"> © 2022 unfoldingWord. Released under CC BY-SA 4.0 license. </w:t>
-      </w:r>
-      <w:r>
-        <w:rPr>
-          <w:lang w:val="zh_TW" w:bidi="zh_TW"/>
-        </w:rPr>
-        <w:t>unfoldingWord® Translation Notes</w:t>
-      </w:r>
-      <w:r>
-        <w:rPr>
-          <w:lang w:val="zh_TW" w:bidi="zh_TW"/>
-        </w:rPr>
-        <w:t xml:space="preserve"> has been adapted in the following languages: Tok Pisin, Arabic (عربي), French (Français), Hindi (हिंदी), Indonesian (Bahasa Indonesia), Portuguese (Português), Russian (Русский), Spanish (Español), Swahili (Kiswahili), and Simplified Chinese (简体中文) from </w:t>
-      </w:r>
-      <w:r>
-        <w:rPr>
-          <w:lang w:val="zh_TW" w:bidi="zh_TW"/>
-        </w:rPr>
-        <w:t>unfoldingWord® Translation Notes</w:t>
-      </w:r>
-      <w:r>
-        <w:rPr>
-          <w:lang w:val="zh_TW" w:bidi="zh_TW"/>
-        </w:rPr>
-        <w:t xml:space="preserve"> © 2022 unfoldingWord. Released under CC BY-SA 4.0 license by Mission Mutual</w:t>
+        <w:t xml:space="preserve">, </w:t>
+      </w:r>
+      <w:hyperlink r:id="rId13">
+        <w:r>
+          <w:rPr>
+            <w:lang w:val="zh_TW" w:bidi="zh_TW"/>
+          </w:rPr>
+          <w:rPr>
+            <w:color w:val="0000EE"/>
+            <w:u w:val="single"/>
+          </w:rPr>
+          <w:t>unfoldingWord</w:t>
+        </w:r>
+      </w:hyperlink>
+      <w:r>
+        <w:rPr>
+          <w:lang w:val="zh_TW" w:bidi="zh_TW"/>
+        </w:rPr>
+        <w:t xml:space="preserve">, 2022, which is licensed under a </w:t>
+      </w:r>
+      <w:hyperlink r:id="rId14">
+        <w:r>
+          <w:rPr>
+            <w:lang w:val="zh_TW" w:bidi="zh_TW"/>
+          </w:rPr>
+          <w:rPr>
+            <w:color w:val="0000EE"/>
+            <w:u w:val="single"/>
+          </w:rPr>
+          <w:t>CC BY-SA 4.0 license</w:t>
+        </w:r>
+      </w:hyperlink>
+      <w:r>
+        <w:rPr>
+          <w:lang w:val="zh_TW" w:bidi="zh_TW"/>
+        </w:rPr>
+        <w:t>.</w:t>
+      </w:r>
+      <w:r>
+        <w:rPr>
+          <w:lang w:val="zh_TW" w:bidi="zh_TW"/>
+        </w:rPr>
+      </w:r>
+    </w:p>
+    <w:p>
+      <w:pPr/>
+      <w:r>
+        <w:rPr>
+          <w:lang w:val="zh_TW" w:bidi="zh_TW"/>
+        </w:rPr>
+      </w:r>
+      <w:r>
+        <w:rPr>
+          <w:lang w:val="zh_TW" w:bidi="zh_TW"/>
+        </w:rPr>
+        <w:t>This PDF version is provided under the same license.</w:t>
       </w:r>
       <w:r>
         <w:rPr>
@@ -429,7 +494,7 @@
         </w:rPr>
         <w:t>本書標題中的描述（</w:t>
       </w:r>
-      <w:hyperlink r:id="rId13">
+      <w:hyperlink r:id="rId15">
         <w:r>
           <w:rPr>
             <w:lang w:val="zh_TW" w:bidi="zh_TW"/>
@@ -447,7 +512,7 @@
         </w:rPr>
         <w:t>）可以翻譯為「耶和華藉著瑪拉基的手給以色列的話」或「耶和華藉著我的使者給以色列的話」。這句話最後一部分的表達方式也出現在</w:t>
       </w:r>
-      <w:hyperlink r:id="rId14">
+      <w:hyperlink r:id="rId16">
         <w:r>
           <w:rPr>
             <w:lang w:val="zh_TW" w:bidi="zh_TW"/>
@@ -833,7 +898,7 @@
         </w:rPr>
         <w:t>此處，耶和華似乎暗示了祂在</w:t>
       </w:r>
-      <w:hyperlink r:id="rId15">
+      <w:hyperlink r:id="rId17">
         <w:r>
           <w:rPr>
             <w:lang w:val="zh_TW" w:bidi="zh_TW"/>
@@ -916,7 +981,7 @@
         </w:rPr>
         <w:t>這個字詞也可能反映出這是一個不會終止的永久盟約。</w:t>
       </w:r>
-      <w:hyperlink r:id="rId16">
+      <w:hyperlink r:id="rId18">
         <w:r>
           <w:rPr>
             <w:lang w:val="zh_TW" w:bidi="zh_TW"/>
@@ -1354,7 +1419,7 @@
         </w:rPr>
         <w:t>雖然瑪拉基的聽眾和後來的猶太人可能期望這個預言會在以利亞本人回來後實現，但耶穌卻解釋說，它是透過施洗約翰的生命和見證來成就（</w:t>
       </w:r>
-      <w:hyperlink r:id="rId17">
+      <w:hyperlink r:id="rId19">
         <w:r>
           <w:rPr>
             <w:lang w:val="zh_TW" w:bidi="zh_TW"/>

--- a/zht/docx/39.content.docx
+++ b/zht/docx/39.content.docx
@@ -141,13 +141,6 @@
         <w:rPr>
           <w:lang w:val="zh_TW" w:bidi="zh_TW"/>
         </w:rPr>
-      </w:r>
-      <w:r>
-        <w:rPr>
-          <w:i/>
-          <w:lang w:val="zh_TW" w:bidi="zh_TW"/>
-        </w:rPr>
-        <w:t>瑪拉基書 - 導論, 瑪拉基書 - 第一章簡介, 瑪拉基書 - 第二章簡介, 瑪拉基書 - 第三章簡介, 瑪拉基書 - 第四章簡介</w:t>
       </w:r>
       <w:r>
         <w:rPr>

--- a/zht/docx/39.content.docx
+++ b/zht/docx/39.content.docx
@@ -128,19 +128,6 @@
           <w:lang w:val="zh_TW" w:bidi="zh_TW"/>
         </w:rPr>
         <w:t>MAL</w:t>
-      </w:r>
-      <w:r>
-        <w:rPr>
-          <w:lang w:val="zh_TW" w:bidi="zh_TW"/>
-        </w:rPr>
-      </w:r>
-    </w:p>
-    <w:p>
-      <w:pPr/>
-      <w:r>
-        <w:rPr>
-          <w:lang w:val="zh_TW" w:bidi="zh_TW"/>
-        </w:rPr>
       </w:r>
       <w:r>
         <w:rPr>

--- a/zht/docx/39.content.docx
+++ b/zht/docx/39.content.docx
@@ -19,7 +19,7 @@
         <w:rPr>
           <w:lang w:val="zh_TW" w:bidi="zh_TW"/>
         </w:rPr>
-        <w:t>Resource: 翻譯筆記 (unfoldingWord)</w:t>
+        <w:t>Resource: unfoldingWord® Translation Notes</w:t>
       </w:r>
       <w:r>
         <w:rPr>
@@ -90,7 +90,7 @@
         <w:rPr>
           <w:lang w:val="zh_TW" w:bidi="zh_TW"/>
         </w:rPr>
-        <w:t>翻譯筆記 (unfoldingWord)</w:t>
+        <w:t>unfoldingWord® Translation Notes</w:t>
       </w:r>
     </w:p>
     <w:p>
